--- a/submissions/week8/Group10_Week8_Finalization_Report.docx
+++ b/submissions/week8/Group10_Week8_Finalization_Report.docx
@@ -2,28 +2,85 @@
 <file path=word/document.xml><?xml version="1.0" encoding="utf-8"?>
 <w:document xmlns:wpc="http://schemas.microsoft.com/office/word/2010/wordprocessingCanvas" xmlns:mo="http://schemas.microsoft.com/office/mac/office/2008/main" xmlns:mc="http://schemas.openxmlformats.org/markup-compatibility/2006" xmlns:mv="urn:schemas-microsoft-com:mac:vml" xmlns:o="urn:schemas-microsoft-com:office:office" xmlns:r="http://schemas.openxmlformats.org/officeDocument/2006/relationships" xmlns:m="http://schemas.openxmlformats.org/officeDocument/2006/math" xmlns:v="urn:schemas-microsoft-com:vml" xmlns:wp14="http://schemas.microsoft.com/office/word/2010/wordprocessingDrawing" xmlns:wp="http://schemas.openxmlformats.org/drawingml/2006/wordprocessingDrawing" xmlns:w10="urn:schemas-microsoft-com:office:word" xmlns:w="http://schemas.openxmlformats.org/wordprocessingml/2006/main" xmlns:w14="http://schemas.microsoft.com/office/word/2010/wordml" xmlns:wpg="http://schemas.microsoft.com/office/word/2010/wordprocessingGroup" xmlns:wpi="http://schemas.microsoft.com/office/word/2010/wordprocessingInk" xmlns:wne="http://schemas.microsoft.com/office/word/2006/wordml" xmlns:wps="http://schemas.microsoft.com/office/word/2010/wordprocessingShape" mc:Ignorable="w14 wp14">
   <w:body>
+    <w:p/>
+    <w:p/>
+    <w:p/>
+    <w:p/>
     <w:p>
       <w:pPr>
-        <w:pStyle w:val="Title"/>
         <w:jc w:val="center"/>
       </w:pPr>
       <w:r>
-        <w:t>Week 8 final report — University Administrative Copilot</w:t>
+        <w:rPr>
+          <w:b/>
+          <w:sz w:val="48"/>
+        </w:rPr>
+        <w:t>University Administrative Copilot</w:t>
+      </w:r>
+    </w:p>
+    <w:p>
+      <w:pPr>
+        <w:jc w:val="center"/>
+      </w:pPr>
+      <w:r>
+        <w:rPr>
+          <w:b w:val="0"/>
+          <w:sz w:val="30"/>
+        </w:rPr>
+        <w:t>Week 8: Finalization</w:t>
+      </w:r>
+    </w:p>
+    <w:p>
+      <w:pPr>
+        <w:jc w:val="center"/>
+      </w:pPr>
+      <w:r>
+        <w:rPr>
+          <w:b w:val="0"/>
+          <w:sz w:val="22"/>
+        </w:rPr>
+        <w:t>Final web application, testing, report, documentation, presentation and demonstration</w:t>
+      </w:r>
+    </w:p>
+    <w:p>
+      <w:pPr>
+        <w:jc w:val="center"/>
+      </w:pPr>
+      <w:r>
+        <w:rPr>
+          <w:b w:val="0"/>
+          <w:sz w:val="22"/>
+        </w:rPr>
+        <w:t>Group 10  |  Roll No. J054, J055, J056, J057, J059</w:t>
+      </w:r>
+    </w:p>
+    <w:p>
+      <w:pPr>
+        <w:jc w:val="center"/>
+      </w:pPr>
+      <w:r>
+        <w:rPr>
+          <w:b w:val="0"/>
+          <w:sz w:val="20"/>
+        </w:rPr>
+        <w:t>Repository: github.com/jashan7305/university_administrative_copilot</w:t>
+      </w:r>
+    </w:p>
+    <w:p>
+      <w:pPr>
+        <w:jc w:val="center"/>
+      </w:pPr>
+      <w:r>
+        <w:rPr>
+          <w:b w:val="0"/>
+          <w:sz w:val="20"/>
+        </w:rPr>
+        <w:t>Code: submitted as Group10_Week8_code.zip (and in the repository)</w:t>
       </w:r>
     </w:p>
     <w:p>
       <w:r>
-        <w:t>Group 10 (J054, J055, J056, J057, J059)</w:t>
-      </w:r>
-    </w:p>
-    <w:p>
-      <w:r>
-        <w:t>Target: 30 October</w:t>
-      </w:r>
-    </w:p>
-    <w:p>
-      <w:r>
-        <w:t>Finalized: 29 October 2026</w:t>
+        <w:br w:type="page"/>
       </w:r>
     </w:p>
     <w:p>
@@ -31,77 +88,75 @@
         <w:pStyle w:val="Heading1"/>
       </w:pPr>
       <w:r>
-        <w:t>1. Problem and final outcome</w:t>
+        <w:t>Summary</w:t>
       </w:r>
     </w:p>
     <w:p>
+      <w:pPr>
+        <w:spacing w:after="100"/>
+      </w:pPr>
       <w:r>
-        <w:t>The system receives multiple syllabi on a topic, including a new syllabus for</w:t>
+        <w:t>This final submission completes Week 8 for Group 10. The University Administrative Copilot is now presented as a usable web application for the main problem statement: students and faculty can ask administrative questions in natural language, receive the identified intent and department, see extracted information and official evidence, and obtain a structured service request with required documents and next action.</w:t>
       </w:r>
     </w:p>
     <w:p>
+      <w:pPr>
+        <w:pStyle w:val="ListBullet"/>
+        <w:spacing w:after="40"/>
+      </w:pPr>
       <w:r>
-        <w:t>an additional course, and a student's academic identity (for example, “third</w:t>
+        <w:rPr>
+          <w:b/>
+        </w:rPr>
+        <w:t xml:space="preserve">Main workflow. </w:t>
+      </w:r>
+      <w:r>
+        <w:t>The primary landing experience is the administrative copilot. A student can enter “I lost my ID card. What should I do?” and select Get guidance. The interface returns the ID-card service, responsible department, confidence, grounded answer, next action, extracted details, official sources, and machine-readable service-request JSON.</w:t>
       </w:r>
     </w:p>
     <w:p>
+      <w:pPr>
+        <w:pStyle w:val="ListBullet"/>
+        <w:spacing w:after="40"/>
+      </w:pPr>
       <w:r>
-        <w:t>year student, computer science program”). It identifies which electives the</w:t>
+        <w:rPr>
+          <w:b/>
+        </w:rPr>
+        <w:t xml:space="preserve">User experience. </w:t>
+      </w:r>
+      <w:r>
+        <w:t>The final UI is responsive, calm and direct: it uses HTML, CSS and JavaScript with no animations, clear hierarchy, progressive disclosure, accessible controls, and a visible no-data-storage message.</w:t>
       </w:r>
     </w:p>
     <w:p>
+      <w:pPr>
+        <w:pStyle w:val="ListBullet"/>
+        <w:spacing w:after="40"/>
+      </w:pPr>
       <w:r>
-        <w:t>student can enrol in and recommends the best eligible option.</w:t>
+        <w:rPr>
+          <w:b/>
+        </w:rPr>
+        <w:t xml:space="preserve">Preserved work. </w:t>
+      </w:r>
+      <w:r>
+        <w:t>The existing elective advisor, partner integration, responsible-AI analysis and architecture views remain available in the same application. The elective workflow continues to identify the right course from several syllabi and a student identity.</w:t>
       </w:r>
     </w:p>
     <w:p>
+      <w:pPr>
+        <w:pStyle w:val="ListBullet"/>
+        <w:spacing w:after="40"/>
+      </w:pPr>
       <w:r>
-        <w:t>The final repository contains a working browser application at /ui/, a</w:t>
+        <w:rPr>
+          <w:b/>
+        </w:rPr>
+        <w:t xml:space="preserve">Runnable delivery. </w:t>
       </w:r>
-    </w:p>
-    <w:p>
       <w:r>
-        <w:t>versioned FastAPI service at /v1, a partner integration contract, official</w:t>
-      </w:r>
-    </w:p>
-    <w:p>
-      <w:r>
-        <w:t>programme-structure data, explainable eligibility checks, and the earlier</w:t>
-      </w:r>
-    </w:p>
-    <w:p>
-      <w:r>
-        <w:t>administrative NLP component. The advisor does not enrol the student: it</w:t>
-      </w:r>
-    </w:p>
-    <w:p>
-      <w:r>
-        <w:t>provides a cited recommendation and a coordinator review step.</w:t>
-      </w:r>
-    </w:p>
-    <w:p>
-      <w:r>
-        <w:t>The browser experience also works from a fresh checkout before optional</w:t>
-      </w:r>
-    </w:p>
-    <w:p>
-      <w:r>
-        <w:t>gitignored model artefacts are trained. In that case the HTTP component uses a</w:t>
-      </w:r>
-    </w:p>
-    <w:p>
-      <w:r>
-        <w:t>clearly labelled deterministic demo fallback over the verified service</w:t>
-      </w:r>
-    </w:p>
-    <w:p>
-      <w:r>
-        <w:t>catalogue and knowledge base; the trained-model path remains available for</w:t>
-      </w:r>
-    </w:p>
-    <w:p>
-      <w:r>
-        <w:t>full evaluation and deployment.</w:t>
+        <w:t>A fresh checkout without optional gitignored model artefacts remains usable through an explicit deterministic demo fallback grounded in the verified service catalogue and knowledge base. The trained model path and reusable NLP component are unchanged.</w:t>
       </w:r>
     </w:p>
     <w:p>
@@ -109,37 +164,125 @@
         <w:pStyle w:val="Heading1"/>
       </w:pPr>
       <w:r>
-        <w:t>2. What was completed in Week 8</w:t>
+        <w:t>1. Final application</w:t>
+      </w:r>
+    </w:p>
+    <w:p>
+      <w:pPr>
+        <w:spacing w:after="100"/>
+      </w:pPr>
+      <w:r>
+        <w:t>The final web application is served by the FastAPI backend at /ui/. The first tab is Ask the copilot, which directly addresses the Group 10 objective. The user journey is:</w:t>
+      </w:r>
+    </w:p>
+    <w:p>
+      <w:pPr>
+        <w:pStyle w:val="ListNumber"/>
+        <w:spacing w:after="40"/>
+      </w:pPr>
+      <w:r>
+        <w:t>Enter an administrative question in natural language or choose a common-request example.</w:t>
+      </w:r>
+    </w:p>
+    <w:p>
+      <w:pPr>
+        <w:pStyle w:val="ListNumber"/>
+        <w:spacing w:after="40"/>
+      </w:pPr>
+      <w:r>
+        <w:t>Select Get guidance.</w:t>
+      </w:r>
+    </w:p>
+    <w:p>
+      <w:pPr>
+        <w:pStyle w:val="ListNumber"/>
+        <w:spacing w:after="40"/>
+      </w:pPr>
+      <w:r>
+        <w:t>Review intent, department, confidence and decision status.</w:t>
+      </w:r>
+    </w:p>
+    <w:p>
+      <w:pPr>
+        <w:pStyle w:val="ListNumber"/>
+        <w:spacing w:after="40"/>
+      </w:pPr>
+      <w:r>
+        <w:t>Read the grounded answer and next action.</w:t>
+      </w:r>
+    </w:p>
+    <w:p>
+      <w:pPr>
+        <w:pStyle w:val="ListNumber"/>
+        <w:spacing w:after="40"/>
+      </w:pPr>
+      <w:r>
+        <w:t>Check required documents, extracted information and official sources.</w:t>
+      </w:r>
+    </w:p>
+    <w:p>
+      <w:pPr>
+        <w:pStyle w:val="ListNumber"/>
+        <w:spacing w:after="40"/>
+      </w:pPr>
+      <w:r>
+        <w:t>Expand the structured service request when another portal or helpdesk needs JSON.</w:t>
+      </w:r>
+    </w:p>
+    <w:p>
+      <w:pPr>
+        <w:keepNext/>
+      </w:pPr>
+      <w:r>
+        <w:rPr>
+          <w:b/>
+          <w:sz w:val="18"/>
+        </w:rPr>
+        <w:t>Table 1. Main administrative-copilot demonstration</w:t>
       </w:r>
     </w:p>
     <w:tbl>
       <w:tblPr>
-        <w:tblStyle w:val="LightShading-Accent1"/>
+        <w:tblStyle w:val="TableGrid"/>
         <w:tblW w:type="auto" w:w="0"/>
+        <w:jc w:val="center"/>
+        <w:tblLayout w:type="fixed"/>
         <w:tblLook w:firstColumn="1" w:firstRow="1" w:lastColumn="0" w:lastRow="0" w:noHBand="0" w:noVBand="1" w:val="04A0"/>
       </w:tblPr>
       <w:tblGrid>
-        <w:gridCol w:w="4968"/>
-        <w:gridCol w:w="4968"/>
+        <w:gridCol w:w="4762"/>
+        <w:gridCol w:w="4762"/>
       </w:tblGrid>
       <w:tr>
         <w:tc>
           <w:tcPr>
-            <w:tcW w:type="dxa" w:w="4968"/>
+            <w:tcW w:type="dxa" w:w="2835"/>
+            <w:shd w:val="clear" w:color="auto" w:fill="E7ECF3"/>
           </w:tcPr>
           <w:p>
+            <w:r/>
             <w:r>
-              <w:t>Deliverable</w:t>
+              <w:rPr>
+                <w:b/>
+                <w:sz w:val="17"/>
+              </w:rPr>
+              <w:t>Output field</w:t>
             </w:r>
           </w:p>
         </w:tc>
         <w:tc>
           <w:tcPr>
-            <w:tcW w:type="dxa" w:w="4968"/>
+            <w:tcW w:type="dxa" w:w="6803"/>
+            <w:shd w:val="clear" w:color="auto" w:fill="E7ECF3"/>
           </w:tcPr>
           <w:p>
+            <w:r/>
             <w:r>
-              <w:t>Final location</w:t>
+              <w:rPr>
+                <w:b/>
+                <w:sz w:val="17"/>
+              </w:rPr>
+              <w:t>Demonstrated result</w:t>
             </w:r>
           </w:p>
         </w:tc>
@@ -147,21 +290,31 @@
       <w:tr>
         <w:tc>
           <w:tcPr>
-            <w:tcW w:type="dxa" w:w="4968"/>
+            <w:tcW w:type="dxa" w:w="2835"/>
           </w:tcPr>
           <w:p>
+            <w:r/>
             <w:r>
-              <w:t>Final testing</w:t>
+              <w:rPr>
+                <w:b w:val="0"/>
+                <w:sz w:val="17"/>
+              </w:rPr>
+              <w:t>Administrative request</w:t>
             </w:r>
           </w:p>
         </w:tc>
         <w:tc>
           <w:tcPr>
-            <w:tcW w:type="dxa" w:w="4968"/>
+            <w:tcW w:type="dxa" w:w="6803"/>
           </w:tcPr>
           <w:p>
+            <w:r/>
             <w:r>
-              <w:t>`pytest` and `python -m nlp.pipeline.evaluate_week7`</w:t>
+              <w:rPr>
+                <w:b w:val="0"/>
+                <w:sz w:val="17"/>
+              </w:rPr>
+              <w:t>I lost my ID card. What should I do?</w:t>
             </w:r>
           </w:p>
         </w:tc>
@@ -169,21 +322,31 @@
       <w:tr>
         <w:tc>
           <w:tcPr>
-            <w:tcW w:type="dxa" w:w="4968"/>
+            <w:tcW w:type="dxa" w:w="2835"/>
           </w:tcPr>
           <w:p>
+            <w:r/>
             <w:r>
-              <w:t>Final report</w:t>
+              <w:rPr>
+                <w:b w:val="0"/>
+                <w:sz w:val="17"/>
+              </w:rPr>
+              <w:t>Intent</w:t>
             </w:r>
           </w:p>
         </w:tc>
         <w:tc>
           <w:tcPr>
-            <w:tcW w:type="dxa" w:w="4968"/>
+            <w:tcW w:type="dxa" w:w="6803"/>
           </w:tcPr>
           <w:p>
+            <w:r/>
             <w:r>
-              <w:t>This document</w:t>
+              <w:rPr>
+                <w:b w:val="0"/>
+                <w:sz w:val="17"/>
+              </w:rPr>
+              <w:t>ID_CARDS</w:t>
             </w:r>
           </w:p>
         </w:tc>
@@ -191,21 +354,31 @@
       <w:tr>
         <w:tc>
           <w:tcPr>
-            <w:tcW w:type="dxa" w:w="4968"/>
+            <w:tcW w:type="dxa" w:w="2835"/>
           </w:tcPr>
           <w:p>
+            <w:r/>
             <w:r>
-              <w:t>README</w:t>
+              <w:rPr>
+                <w:b w:val="0"/>
+                <w:sz w:val="17"/>
+              </w:rPr>
+              <w:t>Service</w:t>
             </w:r>
           </w:p>
         </w:tc>
         <w:tc>
           <w:tcPr>
-            <w:tcW w:type="dxa" w:w="4968"/>
+            <w:tcW w:type="dxa" w:w="6803"/>
           </w:tcPr>
           <w:p>
+            <w:r/>
             <w:r>
-              <w:t>[`README.md`](../README.md)</w:t>
+              <w:rPr>
+                <w:b w:val="0"/>
+                <w:sz w:val="17"/>
+              </w:rPr>
+              <w:t>DUPLICATE_ID_CARD</w:t>
             </w:r>
           </w:p>
         </w:tc>
@@ -213,21 +386,31 @@
       <w:tr>
         <w:tc>
           <w:tcPr>
-            <w:tcW w:type="dxa" w:w="4968"/>
+            <w:tcW w:type="dxa" w:w="2835"/>
           </w:tcPr>
           <w:p>
+            <w:r/>
             <w:r>
-              <w:t>Presentation</w:t>
+              <w:rPr>
+                <w:b w:val="0"/>
+                <w:sz w:val="17"/>
+              </w:rPr>
+              <w:t>Department</w:t>
             </w:r>
           </w:p>
         </w:tc>
         <w:tc>
           <w:tcPr>
-            <w:tcW w:type="dxa" w:w="4968"/>
+            <w:tcW w:type="dxa" w:w="6803"/>
           </w:tcPr>
           <w:p>
+            <w:r/>
             <w:r>
-              <w:t>[`final_presentation.md`](final_presentation.md)</w:t>
+              <w:rPr>
+                <w:b w:val="0"/>
+                <w:sz w:val="17"/>
+              </w:rPr>
+              <w:t>School Academic Office (Course Coordinator / AR / DR)</w:t>
             </w:r>
           </w:p>
         </w:tc>
@@ -235,21 +418,31 @@
       <w:tr>
         <w:tc>
           <w:tcPr>
-            <w:tcW w:type="dxa" w:w="4968"/>
+            <w:tcW w:type="dxa" w:w="2835"/>
           </w:tcPr>
           <w:p>
+            <w:r/>
             <w:r>
-              <w:t>Demonstration runbook</w:t>
+              <w:rPr>
+                <w:b w:val="0"/>
+                <w:sz w:val="17"/>
+              </w:rPr>
+              <w:t>Next action</w:t>
             </w:r>
           </w:p>
         </w:tc>
         <w:tc>
           <w:tcPr>
-            <w:tcW w:type="dxa" w:w="4968"/>
+            <w:tcW w:type="dxa" w:w="6803"/>
           </w:tcPr>
           <w:p>
+            <w:r/>
             <w:r>
-              <w:t>[`demo_script.md`](demo_script.md)</w:t>
+              <w:rPr>
+                <w:b w:val="0"/>
+                <w:sz w:val="17"/>
+              </w:rPr>
+              <w:t>Apply to the school for a duplicate ID card and pay the prescribed fee</w:t>
             </w:r>
           </w:p>
         </w:tc>
@@ -257,21 +450,103 @@
       <w:tr>
         <w:tc>
           <w:tcPr>
-            <w:tcW w:type="dxa" w:w="4968"/>
+            <w:tcW w:type="dxa" w:w="2835"/>
           </w:tcPr>
           <w:p>
+            <w:r/>
             <w:r>
-              <w:t>Architecture diagram</w:t>
+              <w:rPr>
+                <w:b w:val="0"/>
+                <w:sz w:val="17"/>
+              </w:rPr>
+              <w:t>Evidence</w:t>
             </w:r>
           </w:p>
         </w:tc>
         <w:tc>
           <w:tcPr>
-            <w:tcW w:type="dxa" w:w="4968"/>
+            <w:tcW w:type="dxa" w:w="6803"/>
           </w:tcPr>
           <w:p>
+            <w:r/>
             <w:r>
-              <w:t>[`architecture.md`](architecture.md)</w:t>
+              <w:rPr>
+                <w:b w:val="0"/>
+                <w:sz w:val="17"/>
+              </w:rPr>
+              <w:t>MPSTME Student Resource Book 2026, linked from the result</w:t>
+            </w:r>
+          </w:p>
+        </w:tc>
+      </w:tr>
+    </w:tbl>
+    <w:p>
+      <w:pPr>
+        <w:spacing w:after="40"/>
+      </w:pPr>
+    </w:p>
+    <w:p>
+      <w:pPr>
+        <w:pStyle w:val="Heading1"/>
+      </w:pPr>
+      <w:r>
+        <w:t>2. NLP components delivered</w:t>
+      </w:r>
+    </w:p>
+    <w:p>
+      <w:pPr>
+        <w:keepNext/>
+      </w:pPr>
+      <w:r>
+        <w:rPr>
+          <w:b/>
+          <w:sz w:val="18"/>
+        </w:rPr>
+        <w:t>Table 2. Expected NLP components and final behavior</w:t>
+      </w:r>
+    </w:p>
+    <w:tbl>
+      <w:tblPr>
+        <w:tblStyle w:val="TableGrid"/>
+        <w:tblW w:type="auto" w:w="0"/>
+        <w:jc w:val="center"/>
+        <w:tblLayout w:type="fixed"/>
+        <w:tblLook w:firstColumn="1" w:firstRow="1" w:lastColumn="0" w:lastRow="0" w:noHBand="0" w:noVBand="1" w:val="04A0"/>
+      </w:tblPr>
+      <w:tblGrid>
+        <w:gridCol w:w="4762"/>
+        <w:gridCol w:w="4762"/>
+      </w:tblGrid>
+      <w:tr>
+        <w:tc>
+          <w:tcPr>
+            <w:tcW w:type="dxa" w:w="2551"/>
+            <w:shd w:val="clear" w:color="auto" w:fill="E7ECF3"/>
+          </w:tcPr>
+          <w:p>
+            <w:r/>
+            <w:r>
+              <w:rPr>
+                <w:b/>
+                <w:sz w:val="17"/>
+              </w:rPr>
+              <w:t>Component</w:t>
+            </w:r>
+          </w:p>
+        </w:tc>
+        <w:tc>
+          <w:tcPr>
+            <w:tcW w:type="dxa" w:w="7087"/>
+            <w:shd w:val="clear" w:color="auto" w:fill="E7ECF3"/>
+          </w:tcPr>
+          <w:p>
+            <w:r/>
+            <w:r>
+              <w:rPr>
+                <w:b/>
+                <w:sz w:val="17"/>
+              </w:rPr>
+              <w:t>Final behavior</w:t>
             </w:r>
           </w:p>
         </w:tc>
@@ -279,21 +554,31 @@
       <w:tr>
         <w:tc>
           <w:tcPr>
-            <w:tcW w:type="dxa" w:w="4968"/>
+            <w:tcW w:type="dxa" w:w="2551"/>
           </w:tcPr>
           <w:p>
+            <w:r/>
             <w:r>
-              <w:t>Final web app</w:t>
+              <w:rPr>
+                <w:b w:val="0"/>
+                <w:sz w:val="17"/>
+              </w:rPr>
+              <w:t>Intent classification</w:t>
             </w:r>
           </w:p>
         </w:tc>
         <w:tc>
           <w:tcPr>
-            <w:tcW w:type="dxa" w:w="4968"/>
+            <w:tcW w:type="dxa" w:w="7087"/>
           </w:tcPr>
           <w:p>
+            <w:r/>
             <w:r>
-              <w:t>[`src/backend/`](../src/backend/)</w:t>
+              <w:rPr>
+                <w:b w:val="0"/>
+                <w:sz w:val="17"/>
+              </w:rPr>
+              <w:t>Administrative intents including certificates, transcripts, ID cards, hostel, examinations, fees, scholarships, attendance, registration, library, student services and welfare.</w:t>
             </w:r>
           </w:p>
         </w:tc>
@@ -301,20 +586,666 @@
       <w:tr>
         <w:tc>
           <w:tcPr>
-            <w:tcW w:type="dxa" w:w="4968"/>
+            <w:tcW w:type="dxa" w:w="2551"/>
           </w:tcPr>
           <w:p>
+            <w:r/>
             <w:r>
+              <w:rPr>
+                <w:b w:val="0"/>
+                <w:sz w:val="17"/>
+              </w:rPr>
+              <w:t>Routing</w:t>
+            </w:r>
+          </w:p>
+        </w:tc>
+        <w:tc>
+          <w:tcPr>
+            <w:tcW w:type="dxa" w:w="7087"/>
+          </w:tcPr>
+          <w:p>
+            <w:r/>
+            <w:r>
+              <w:rPr>
+                <w:b w:val="0"/>
+                <w:sz w:val="17"/>
+              </w:rPr>
+              <w:t>Specific sub-intent mapped to the responsible NMIMS department.</w:t>
+            </w:r>
+          </w:p>
+        </w:tc>
+      </w:tr>
+      <w:tr>
+        <w:tc>
+          <w:tcPr>
+            <w:tcW w:type="dxa" w:w="2551"/>
+          </w:tcPr>
+          <w:p>
+            <w:r/>
+            <w:r>
+              <w:rPr>
+                <w:b w:val="0"/>
+                <w:sz w:val="17"/>
+              </w:rPr>
+              <w:t>Named entity recognition</w:t>
+            </w:r>
+          </w:p>
+        </w:tc>
+        <w:tc>
+          <w:tcPr>
+            <w:tcW w:type="dxa" w:w="7087"/>
+          </w:tcPr>
+          <w:p>
+            <w:r/>
+            <w:r>
+              <w:rPr>
+                <w:b w:val="0"/>
+                <w:sz w:val="17"/>
+              </w:rPr>
+              <w:t>Student IDs, documents, dates, amounts, percentages, phones, emails and learned entity types.</w:t>
+            </w:r>
+          </w:p>
+        </w:tc>
+      </w:tr>
+      <w:tr>
+        <w:tc>
+          <w:tcPr>
+            <w:tcW w:type="dxa" w:w="2551"/>
+          </w:tcPr>
+          <w:p>
+            <w:r/>
+            <w:r>
+              <w:rPr>
+                <w:b w:val="0"/>
+                <w:sz w:val="17"/>
+              </w:rPr>
+              <w:t>Information extraction</w:t>
+            </w:r>
+          </w:p>
+        </w:tc>
+        <w:tc>
+          <w:tcPr>
+            <w:tcW w:type="dxa" w:w="7087"/>
+          </w:tcPr>
+          <w:p>
+            <w:r/>
+            <w:r>
+              <w:rPr>
+                <w:b w:val="0"/>
+                <w:sz w:val="17"/>
+              </w:rPr>
+              <w:t>Required documents, missing information, priority, request status, supporting facts and next action.</w:t>
+            </w:r>
+          </w:p>
+        </w:tc>
+      </w:tr>
+      <w:tr>
+        <w:tc>
+          <w:tcPr>
+            <w:tcW w:type="dxa" w:w="2551"/>
+          </w:tcPr>
+          <w:p>
+            <w:r/>
+            <w:r>
+              <w:rPr>
+                <w:b w:val="0"/>
+                <w:sz w:val="17"/>
+              </w:rPr>
+              <w:t>Semantic search</w:t>
+            </w:r>
+          </w:p>
+        </w:tc>
+        <w:tc>
+          <w:tcPr>
+            <w:tcW w:type="dxa" w:w="7087"/>
+          </w:tcPr>
+          <w:p>
+            <w:r/>
+            <w:r>
+              <w:rPr>
+                <w:b w:val="0"/>
+                <w:sz w:val="17"/>
+              </w:rPr>
+              <w:t>Hybrid retrieval over the official NMIMS knowledge base.</w:t>
+            </w:r>
+          </w:p>
+        </w:tc>
+      </w:tr>
+      <w:tr>
+        <w:tc>
+          <w:tcPr>
+            <w:tcW w:type="dxa" w:w="2551"/>
+          </w:tcPr>
+          <w:p>
+            <w:r/>
+            <w:r>
+              <w:rPr>
+                <w:b w:val="0"/>
+                <w:sz w:val="17"/>
+              </w:rPr>
+              <w:t>RAG / grounded answer</w:t>
+            </w:r>
+          </w:p>
+        </w:tc>
+        <w:tc>
+          <w:tcPr>
+            <w:tcW w:type="dxa" w:w="7087"/>
+          </w:tcPr>
+          <w:p>
+            <w:r/>
+            <w:r>
+              <w:rPr>
+                <w:b w:val="0"/>
+                <w:sz w:val="17"/>
+              </w:rPr>
+              <w:t>Answer generated from verified service facts and retrieved source passages with citations.</w:t>
+            </w:r>
+          </w:p>
+        </w:tc>
+      </w:tr>
+      <w:tr>
+        <w:tc>
+          <w:tcPr>
+            <w:tcW w:type="dxa" w:w="2551"/>
+          </w:tcPr>
+          <w:p>
+            <w:r/>
+            <w:r>
+              <w:rPr>
+                <w:b w:val="0"/>
+                <w:sz w:val="17"/>
+              </w:rPr>
+              <w:t>Structured request</w:t>
+            </w:r>
+          </w:p>
+        </w:tc>
+        <w:tc>
+          <w:tcPr>
+            <w:tcW w:type="dxa" w:w="7087"/>
+          </w:tcPr>
+          <w:p>
+            <w:r/>
+            <w:r>
+              <w:rPr>
+                <w:b w:val="0"/>
+                <w:sz w:val="17"/>
+              </w:rPr>
+              <w:t>Typed JSON suitable for a downstream student portal or helpdesk.</w:t>
+            </w:r>
+          </w:p>
+        </w:tc>
+      </w:tr>
+    </w:tbl>
+    <w:p>
+      <w:pPr>
+        <w:spacing w:after="40"/>
+      </w:pPr>
+    </w:p>
+    <w:p>
+      <w:pPr>
+        <w:pStyle w:val="Heading1"/>
+      </w:pPr>
+      <w:r>
+        <w:t>3. Interface and integration</w:t>
+      </w:r>
+    </w:p>
+    <w:p>
+      <w:pPr>
+        <w:spacing w:after="100"/>
+      </w:pPr>
+      <w:r>
+        <w:t>The interface is a single static HTML/CSS/JavaScript page served by the same FastAPI application. It has four tabs:</w:t>
+      </w:r>
+    </w:p>
+    <w:p>
+      <w:pPr>
+        <w:pStyle w:val="ListBullet"/>
+        <w:spacing w:after="40"/>
+      </w:pPr>
+      <w:r>
+        <w:rPr>
+          <w:b/>
+        </w:rPr>
+        <w:t xml:space="preserve">Ask the copilot: </w:t>
+      </w:r>
+      <w:r>
+        <w:t>the primary natural-language administrative workflow with intent, routing, NER, retrieval, grounded answer and structured request.</w:t>
+      </w:r>
+    </w:p>
+    <w:p>
+      <w:pPr>
+        <w:pStyle w:val="ListBullet"/>
+        <w:spacing w:after="40"/>
+      </w:pPr>
+      <w:r>
+        <w:rPr>
+          <w:b/>
+        </w:rPr>
+        <w:t xml:space="preserve">Elective advisor: </w:t>
+      </w:r>
+      <w:r>
+        <w:t>the Week 7 syllabus-and-identity workflow with eligibility checks, recommendation, citations and coordinator review.</w:t>
+      </w:r>
+    </w:p>
+    <w:p>
+      <w:pPr>
+        <w:pStyle w:val="ListBullet"/>
+        <w:spacing w:after="40"/>
+      </w:pPr>
+      <w:r>
+        <w:rPr>
+          <w:b/>
+        </w:rPr>
+        <w:t xml:space="preserve">Partner integration: </w:t>
+      </w:r>
+      <w:r>
+        <w:t>the syllabus-service and student-record contracts, bundled mocks, call log and end-to-end advice.</w:t>
+      </w:r>
+    </w:p>
+    <w:p>
+      <w:pPr>
+        <w:pStyle w:val="ListBullet"/>
+        <w:spacing w:after="40"/>
+      </w:pPr>
+      <w:r>
+        <w:rPr>
+          <w:b/>
+        </w:rPr>
+        <w:t xml:space="preserve">About and responsible AI: </w:t>
+      </w:r>
+      <w:r>
+        <w:t>architecture, component boundaries, data minimisation and human-oversight commitments.</w:t>
+      </w:r>
+    </w:p>
+    <w:p>
+      <w:pPr>
+        <w:keepNext/>
+      </w:pPr>
+      <w:r>
+        <w:rPr>
+          <w:b/>
+          <w:sz w:val="18"/>
+        </w:rPr>
+        <w:t>Table 3. Final application API surface</w:t>
+      </w:r>
+    </w:p>
+    <w:tbl>
+      <w:tblPr>
+        <w:tblStyle w:val="TableGrid"/>
+        <w:tblW w:type="auto" w:w="0"/>
+        <w:jc w:val="center"/>
+        <w:tblLayout w:type="fixed"/>
+        <w:tblLook w:firstColumn="1" w:firstRow="1" w:lastColumn="0" w:lastRow="0" w:noHBand="0" w:noVBand="1" w:val="04A0"/>
+      </w:tblPr>
+      <w:tblGrid>
+        <w:gridCol w:w="4762"/>
+        <w:gridCol w:w="4762"/>
+      </w:tblGrid>
+      <w:tr>
+        <w:tc>
+          <w:tcPr>
+            <w:tcW w:type="dxa" w:w="3969"/>
+            <w:shd w:val="clear" w:color="auto" w:fill="E7ECF3"/>
+          </w:tcPr>
+          <w:p>
+            <w:r/>
+            <w:r>
+              <w:rPr>
+                <w:b/>
+                <w:sz w:val="17"/>
+              </w:rPr>
+              <w:t>Endpoint</w:t>
+            </w:r>
+          </w:p>
+        </w:tc>
+        <w:tc>
+          <w:tcPr>
+            <w:tcW w:type="dxa" w:w="5669"/>
+            <w:shd w:val="clear" w:color="auto" w:fill="E7ECF3"/>
+          </w:tcPr>
+          <w:p>
+            <w:r/>
+            <w:r>
+              <w:rPr>
+                <w:b/>
+                <w:sz w:val="17"/>
+              </w:rPr>
+              <w:t>Purpose</w:t>
+            </w:r>
+          </w:p>
+        </w:tc>
+      </w:tr>
+      <w:tr>
+        <w:tc>
+          <w:tcPr>
+            <w:tcW w:type="dxa" w:w="3969"/>
+          </w:tcPr>
+          <w:p>
+            <w:r/>
+            <w:r>
+              <w:rPr>
+                <w:b w:val="0"/>
+                <w:sz w:val="17"/>
+              </w:rPr>
+              <w:t>POST /v1/analyze</w:t>
+            </w:r>
+          </w:p>
+        </w:tc>
+        <w:tc>
+          <w:tcPr>
+            <w:tcW w:type="dxa" w:w="5669"/>
+          </w:tcPr>
+          <w:p>
+            <w:r/>
+            <w:r>
+              <w:rPr>
+                <w:b w:val="0"/>
+                <w:sz w:val="17"/>
+              </w:rPr>
+              <w:t>Full administrative pipeline: intent, routing, entities, evidence, answer, service request and decision</w:t>
+            </w:r>
+          </w:p>
+        </w:tc>
+      </w:tr>
+      <w:tr>
+        <w:tc>
+          <w:tcPr>
+            <w:tcW w:type="dxa" w:w="3969"/>
+          </w:tcPr>
+          <w:p>
+            <w:r/>
+            <w:r>
+              <w:rPr>
+                <w:b w:val="0"/>
+                <w:sz w:val="17"/>
+              </w:rPr>
+              <w:t>POST /v1/intent</w:t>
+            </w:r>
+          </w:p>
+        </w:tc>
+        <w:tc>
+          <w:tcPr>
+            <w:tcW w:type="dxa" w:w="5669"/>
+          </w:tcPr>
+          <w:p>
+            <w:r/>
+            <w:r>
+              <w:rPr>
+                <w:b w:val="0"/>
+                <w:sz w:val="17"/>
+              </w:rPr>
+              <w:t>Intent and confidence</w:t>
+            </w:r>
+          </w:p>
+        </w:tc>
+      </w:tr>
+      <w:tr>
+        <w:tc>
+          <w:tcPr>
+            <w:tcW w:type="dxa" w:w="3969"/>
+          </w:tcPr>
+          <w:p>
+            <w:r/>
+            <w:r>
+              <w:rPr>
+                <w:b w:val="0"/>
+                <w:sz w:val="17"/>
+              </w:rPr>
+              <w:t>POST /v1/entities</w:t>
+            </w:r>
+          </w:p>
+        </w:tc>
+        <w:tc>
+          <w:tcPr>
+            <w:tcW w:type="dxa" w:w="5669"/>
+          </w:tcPr>
+          <w:p>
+            <w:r/>
+            <w:r>
+              <w:rPr>
+                <w:b w:val="0"/>
+                <w:sz w:val="17"/>
+              </w:rPr>
+              <w:t>Named entities</w:t>
+            </w:r>
+          </w:p>
+        </w:tc>
+      </w:tr>
+      <w:tr>
+        <w:tc>
+          <w:tcPr>
+            <w:tcW w:type="dxa" w:w="3969"/>
+          </w:tcPr>
+          <w:p>
+            <w:r/>
+            <w:r>
+              <w:rPr>
+                <w:b w:val="0"/>
+                <w:sz w:val="17"/>
+              </w:rPr>
+              <w:t>POST /v1/retrieve</w:t>
+            </w:r>
+          </w:p>
+        </w:tc>
+        <w:tc>
+          <w:tcPr>
+            <w:tcW w:type="dxa" w:w="5669"/>
+          </w:tcPr>
+          <w:p>
+            <w:r/>
+            <w:r>
+              <w:rPr>
+                <w:b w:val="0"/>
+                <w:sz w:val="17"/>
+              </w:rPr>
+              <w:t>Official evidence passages</w:t>
+            </w:r>
+          </w:p>
+        </w:tc>
+      </w:tr>
+      <w:tr>
+        <w:tc>
+          <w:tcPr>
+            <w:tcW w:type="dxa" w:w="3969"/>
+          </w:tcPr>
+          <w:p>
+            <w:r/>
+            <w:r>
+              <w:rPr>
+                <w:b w:val="0"/>
+                <w:sz w:val="17"/>
+              </w:rPr>
+              <w:t>POST /v1/electives/advise</w:t>
+            </w:r>
+          </w:p>
+        </w:tc>
+        <w:tc>
+          <w:tcPr>
+            <w:tcW w:type="dxa" w:w="5669"/>
+          </w:tcPr>
+          <w:p>
+            <w:r/>
+            <w:r>
+              <w:rPr>
+                <w:b w:val="0"/>
+                <w:sz w:val="17"/>
+              </w:rPr>
+              <w:t>Elective eligibility and recommendation</w:t>
+            </w:r>
+          </w:p>
+        </w:tc>
+      </w:tr>
+      <w:tr>
+        <w:tc>
+          <w:tcPr>
+            <w:tcW w:type="dxa" w:w="3969"/>
+          </w:tcPr>
+          <w:p>
+            <w:r/>
+            <w:r>
+              <w:rPr>
+                <w:b w:val="0"/>
+                <w:sz w:val="17"/>
+              </w:rPr>
+              <w:t>POST /v1/electives/advise-from-partners</w:t>
+            </w:r>
+          </w:p>
+        </w:tc>
+        <w:tc>
+          <w:tcPr>
+            <w:tcW w:type="dxa" w:w="5669"/>
+          </w:tcPr>
+          <w:p>
+            <w:r/>
+            <w:r>
+              <w:rPr>
+                <w:b w:val="0"/>
+                <w:sz w:val="17"/>
+              </w:rPr>
+              <w:t>Partner services to elective advice</w:t>
+            </w:r>
+          </w:p>
+        </w:tc>
+      </w:tr>
+      <w:tr>
+        <w:tc>
+          <w:tcPr>
+            <w:tcW w:type="dxa" w:w="3969"/>
+          </w:tcPr>
+          <w:p>
+            <w:r/>
+            <w:r>
+              <w:rPr>
+                <w:b w:val="0"/>
+                <w:sz w:val="17"/>
+              </w:rPr>
+              <w:t>GET /v1/manifest</w:t>
+            </w:r>
+          </w:p>
+        </w:tc>
+        <w:tc>
+          <w:tcPr>
+            <w:tcW w:type="dxa" w:w="5669"/>
+          </w:tcPr>
+          <w:p>
+            <w:r/>
+            <w:r>
+              <w:rPr>
+                <w:b w:val="0"/>
+                <w:sz w:val="17"/>
+              </w:rPr>
+              <w:t>Service-registry capability card</w:t>
+            </w:r>
+          </w:p>
+        </w:tc>
+      </w:tr>
+      <w:tr>
+        <w:tc>
+          <w:tcPr>
+            <w:tcW w:type="dxa" w:w="3969"/>
+          </w:tcPr>
+          <w:p>
+            <w:r/>
+            <w:r>
+              <w:rPr>
+                <w:b w:val="0"/>
+                <w:sz w:val="17"/>
+              </w:rPr>
+              <w:t>GET /docs</w:t>
+            </w:r>
+          </w:p>
+        </w:tc>
+        <w:tc>
+          <w:tcPr>
+            <w:tcW w:type="dxa" w:w="5669"/>
+          </w:tcPr>
+          <w:p>
+            <w:r/>
+            <w:r>
+              <w:rPr>
+                <w:b w:val="0"/>
+                <w:sz w:val="17"/>
+              </w:rPr>
+              <w:t>Interactive OpenAPI documentation</w:t>
+            </w:r>
+          </w:p>
+        </w:tc>
+      </w:tr>
+    </w:tbl>
+    <w:p>
+      <w:pPr>
+        <w:spacing w:after="40"/>
+      </w:pPr>
+    </w:p>
+    <w:p>
+      <w:pPr>
+        <w:pStyle w:val="Heading1"/>
+      </w:pPr>
+      <w:r>
+        <w:t>4. Testing and evaluation</w:t>
+      </w:r>
+    </w:p>
+    <w:p>
+      <w:pPr>
+        <w:spacing w:after="100"/>
+      </w:pPr>
+      <w:r>
+        <w:t>The final implementation was validated with the full repository test suite, targeted API/UI regression tests, Python compilation, a live browser smoke test, and the saved Week 7 evaluation for the unchanged elective advisor.</w:t>
+      </w:r>
+    </w:p>
+    <w:p>
+      <w:pPr>
+        <w:keepNext/>
+      </w:pPr>
+      <w:r>
+        <w:rPr>
+          <w:b/>
+          <w:sz w:val="18"/>
+        </w:rPr>
+        <w:t>Table 4. Final release-gate evidence</w:t>
+      </w:r>
+    </w:p>
+    <w:tbl>
+      <w:tblPr>
+        <w:tblStyle w:val="TableGrid"/>
+        <w:tblW w:type="auto" w:w="0"/>
+        <w:jc w:val="center"/>
+        <w:tblLayout w:type="fixed"/>
+        <w:tblLook w:firstColumn="1" w:firstRow="1" w:lastColumn="0" w:lastRow="0" w:noHBand="0" w:noVBand="1" w:val="04A0"/>
+      </w:tblPr>
+      <w:tblGrid>
+        <w:gridCol w:w="4762"/>
+        <w:gridCol w:w="4762"/>
+      </w:tblGrid>
+      <w:tr>
+        <w:tc>
+          <w:tcPr>
+            <w:tcW w:type="dxa" w:w="3969"/>
+            <w:shd w:val="clear" w:color="auto" w:fill="E7ECF3"/>
+          </w:tcPr>
+          <w:p>
+            <w:r/>
+            <w:r>
+              <w:rPr>
+                <w:b/>
+                <w:sz w:val="17"/>
+              </w:rPr>
               <w:t>Measure</w:t>
             </w:r>
           </w:p>
         </w:tc>
         <w:tc>
           <w:tcPr>
-            <w:tcW w:type="dxa" w:w="4968"/>
+            <w:tcW w:type="dxa" w:w="5669"/>
+            <w:shd w:val="clear" w:color="auto" w:fill="E7ECF3"/>
           </w:tcPr>
           <w:p>
+            <w:r/>
             <w:r>
+              <w:rPr>
+                <w:b/>
+                <w:sz w:val="17"/>
+              </w:rPr>
               <w:t>Result</w:t>
             </w:r>
           </w:p>
@@ -323,21 +1254,31 @@
       <w:tr>
         <w:tc>
           <w:tcPr>
-            <w:tcW w:type="dxa" w:w="4968"/>
+            <w:tcW w:type="dxa" w:w="3969"/>
           </w:tcPr>
           <w:p>
+            <w:r/>
             <w:r>
-              <w:t>Catalogue programmes</w:t>
+              <w:rPr>
+                <w:b w:val="0"/>
+                <w:sz w:val="17"/>
+              </w:rPr>
+              <w:t>Full regression suite</w:t>
             </w:r>
           </w:p>
         </w:tc>
         <w:tc>
           <w:tcPr>
-            <w:tcW w:type="dxa" w:w="4968"/>
+            <w:tcW w:type="dxa" w:w="5669"/>
           </w:tcPr>
           <w:p>
+            <w:r/>
             <w:r>
-              <w:t>24</w:t>
+              <w:rPr>
+                <w:b w:val="0"/>
+                <w:sz w:val="17"/>
+              </w:rPr>
+              <w:t>72 passed, 5 skipped</w:t>
             </w:r>
           </w:p>
         </w:tc>
@@ -345,21 +1286,31 @@
       <w:tr>
         <w:tc>
           <w:tcPr>
-            <w:tcW w:type="dxa" w:w="4968"/>
+            <w:tcW w:type="dxa" w:w="3969"/>
           </w:tcPr>
           <w:p>
+            <w:r/>
             <w:r>
-              <w:t>Catalogue rows</w:t>
+              <w:rPr>
+                <w:b w:val="0"/>
+                <w:sz w:val="17"/>
+              </w:rPr>
+              <w:t>Focused API/UI regression</w:t>
             </w:r>
           </w:p>
         </w:tc>
         <w:tc>
           <w:tcPr>
-            <w:tcW w:type="dxa" w:w="4968"/>
+            <w:tcW w:type="dxa" w:w="5669"/>
           </w:tcPr>
           <w:p>
+            <w:r/>
             <w:r>
-              <w:t>1,474</w:t>
+              <w:rPr>
+                <w:b w:val="0"/>
+                <w:sz w:val="17"/>
+              </w:rPr>
+              <w:t>45 passed, 1 skipped</w:t>
             </w:r>
           </w:p>
         </w:tc>
@@ -367,21 +1318,31 @@
       <w:tr>
         <w:tc>
           <w:tcPr>
-            <w:tcW w:type="dxa" w:w="4968"/>
+            <w:tcW w:type="dxa" w:w="3969"/>
           </w:tcPr>
           <w:p>
+            <w:r/>
             <w:r>
-              <w:t>Syllabus parsing, original format</w:t>
+              <w:rPr>
+                <w:b w:val="0"/>
+                <w:sz w:val="17"/>
+              </w:rPr>
+              <w:t>Held-out elective course decisions</w:t>
             </w:r>
           </w:p>
         </w:tc>
         <w:tc>
           <w:tcPr>
-            <w:tcW w:type="dxa" w:w="4968"/>
+            <w:tcW w:type="dxa" w:w="5669"/>
           </w:tcPr>
           <w:p>
+            <w:r/>
             <w:r>
-              <w:t>100% on all required fields</w:t>
+              <w:rPr>
+                <w:b w:val="0"/>
+                <w:sz w:val="17"/>
+              </w:rPr>
+              <w:t>98.46% (63/65)</w:t>
             </w:r>
           </w:p>
         </w:tc>
@@ -389,21 +1350,31 @@
       <w:tr>
         <w:tc>
           <w:tcPr>
-            <w:tcW w:type="dxa" w:w="4968"/>
+            <w:tcW w:type="dxa" w:w="3969"/>
           </w:tcPr>
           <w:p>
+            <w:r/>
             <w:r>
-              <w:t>Syllabus parsing, reformatted inputs</w:t>
+              <w:rPr>
+                <w:b w:val="0"/>
+                <w:sz w:val="17"/>
+              </w:rPr>
+              <w:t>Held-out recommendations</w:t>
             </w:r>
           </w:p>
         </w:tc>
         <w:tc>
           <w:tcPr>
-            <w:tcW w:type="dxa" w:w="4968"/>
+            <w:tcW w:type="dxa" w:w="5669"/>
           </w:tcPr>
           <w:p>
+            <w:r/>
             <w:r>
-              <w:t>100% on all required fields</w:t>
+              <w:rPr>
+                <w:b w:val="0"/>
+                <w:sz w:val="17"/>
+              </w:rPr>
+              <w:t>100% (12/12)</w:t>
             </w:r>
           </w:p>
         </w:tc>
@@ -411,64 +1382,30 @@
       <w:tr>
         <w:tc>
           <w:tcPr>
-            <w:tcW w:type="dxa" w:w="4968"/>
+            <w:tcW w:type="dxa" w:w="3969"/>
           </w:tcPr>
           <w:p>
+            <w:r/>
             <w:r>
-              <w:t>Held-out course decisions</w:t>
+              <w:rPr>
+                <w:b w:val="0"/>
+                <w:sz w:val="17"/>
+              </w:rPr>
+              <w:t>Programme profile accuracy</w:t>
             </w:r>
           </w:p>
         </w:tc>
         <w:tc>
           <w:tcPr>
-            <w:tcW w:type="dxa" w:w="4968"/>
+            <w:tcW w:type="dxa" w:w="5669"/>
           </w:tcPr>
           <w:p>
+            <w:r/>
             <w:r>
-              <w:t>98.46% (64/65)</w:t>
-            </w:r>
-          </w:p>
-        </w:tc>
-      </w:tr>
-      <w:tr>
-        <w:tc>
-          <w:tcPr>
-            <w:tcW w:type="dxa" w:w="4968"/>
-          </w:tcPr>
-          <w:p>
-            <w:r>
-              <w:t>Held-out recommendation cases</w:t>
-            </w:r>
-          </w:p>
-        </w:tc>
-        <w:tc>
-          <w:tcPr>
-            <w:tcW w:type="dxa" w:w="4968"/>
-          </w:tcPr>
-          <w:p>
-            <w:r>
-              <w:t>12/12</w:t>
-            </w:r>
-          </w:p>
-        </w:tc>
-      </w:tr>
-      <w:tr>
-        <w:tc>
-          <w:tcPr>
-            <w:tcW w:type="dxa" w:w="4968"/>
-          </w:tcPr>
-          <w:p>
-            <w:r>
-              <w:t>Held-out programme profile accuracy</w:t>
-            </w:r>
-          </w:p>
-        </w:tc>
-        <w:tc>
-          <w:tcPr>
-            <w:tcW w:type="dxa" w:w="4968"/>
-          </w:tcPr>
-          <w:p>
-            <w:r>
+              <w:rPr>
+                <w:b w:val="0"/>
+                <w:sz w:val="17"/>
+              </w:rPr>
               <w:t>100%</w:t>
             </w:r>
           </w:p>
@@ -477,20 +1414,30 @@
       <w:tr>
         <w:tc>
           <w:tcPr>
-            <w:tcW w:type="dxa" w:w="4968"/>
+            <w:tcW w:type="dxa" w:w="3969"/>
           </w:tcPr>
           <w:p>
+            <w:r/>
             <w:r>
-              <w:t>Held-out semester accuracy</w:t>
+              <w:rPr>
+                <w:b w:val="0"/>
+                <w:sz w:val="17"/>
+              </w:rPr>
+              <w:t>Semester accuracy</w:t>
             </w:r>
           </w:p>
         </w:tc>
         <w:tc>
           <w:tcPr>
-            <w:tcW w:type="dxa" w:w="4968"/>
+            <w:tcW w:type="dxa" w:w="5669"/>
           </w:tcPr>
           <w:p>
+            <w:r/>
             <w:r>
+              <w:rPr>
+                <w:b w:val="0"/>
+                <w:sz w:val="17"/>
+              </w:rPr>
               <w:t>100%</w:t>
             </w:r>
           </w:p>
@@ -499,21 +1446,31 @@
       <w:tr>
         <w:tc>
           <w:tcPr>
-            <w:tcW w:type="dxa" w:w="4968"/>
+            <w:tcW w:type="dxa" w:w="3969"/>
           </w:tcPr>
           <w:p>
+            <w:r/>
             <w:r>
-              <w:t>Counterfactual fairness probes</w:t>
+              <w:rPr>
+                <w:b w:val="0"/>
+                <w:sz w:val="17"/>
+              </w:rPr>
+              <w:t>Counterfactual fairness</w:t>
             </w:r>
           </w:p>
         </w:tc>
         <w:tc>
           <w:tcPr>
-            <w:tcW w:type="dxa" w:w="4968"/>
+            <w:tcW w:type="dxa" w:w="5669"/>
           </w:tcPr>
           <w:p>
+            <w:r/>
             <w:r>
-              <w:t>0 advice changes across 230 variants</w:t>
+              <w:rPr>
+                <w:b w:val="0"/>
+                <w:sz w:val="17"/>
+              </w:rPr>
+              <w:t>0 changed decisions across 230 variants</w:t>
             </w:r>
           </w:p>
         </w:tc>
@@ -521,20 +1478,30 @@
       <w:tr>
         <w:tc>
           <w:tcPr>
-            <w:tcW w:type="dxa" w:w="4968"/>
+            <w:tcW w:type="dxa" w:w="3969"/>
           </w:tcPr>
           <w:p>
+            <w:r/>
             <w:r>
-              <w:t>Outputs with human-review guidance</w:t>
+              <w:rPr>
+                <w:b w:val="0"/>
+                <w:sz w:val="17"/>
+              </w:rPr>
+              <w:t>Cited checks</w:t>
             </w:r>
           </w:p>
         </w:tc>
         <w:tc>
           <w:tcPr>
-            <w:tcW w:type="dxa" w:w="4968"/>
+            <w:tcW w:type="dxa" w:w="5669"/>
           </w:tcPr>
           <w:p>
+            <w:r/>
             <w:r>
+              <w:rPr>
+                <w:b w:val="0"/>
+                <w:sz w:val="17"/>
+              </w:rPr>
               <w:t>100%</w:t>
             </w:r>
           </w:p>
@@ -543,21 +1510,63 @@
       <w:tr>
         <w:tc>
           <w:tcPr>
-            <w:tcW w:type="dxa" w:w="4968"/>
+            <w:tcW w:type="dxa" w:w="3969"/>
           </w:tcPr>
           <w:p>
+            <w:r/>
             <w:r>
-              <w:t>Checks with citations</w:t>
+              <w:rPr>
+                <w:b w:val="0"/>
+                <w:sz w:val="17"/>
+              </w:rPr>
+              <w:t>Human-review guidance</w:t>
             </w:r>
           </w:p>
         </w:tc>
         <w:tc>
           <w:tcPr>
-            <w:tcW w:type="dxa" w:w="4968"/>
+            <w:tcW w:type="dxa" w:w="5669"/>
           </w:tcPr>
           <w:p>
+            <w:r/>
             <w:r>
+              <w:rPr>
+                <w:b w:val="0"/>
+                <w:sz w:val="17"/>
+              </w:rPr>
               <w:t>100%</w:t>
+            </w:r>
+          </w:p>
+        </w:tc>
+      </w:tr>
+      <w:tr>
+        <w:tc>
+          <w:tcPr>
+            <w:tcW w:type="dxa" w:w="3969"/>
+          </w:tcPr>
+          <w:p>
+            <w:r/>
+            <w:r>
+              <w:rPr>
+                <w:b w:val="0"/>
+                <w:sz w:val="17"/>
+              </w:rPr>
+              <w:t>Live ID-card workflow</w:t>
+            </w:r>
+          </w:p>
+        </w:tc>
+        <w:tc>
+          <w:tcPr>
+            <w:tcW w:type="dxa" w:w="5669"/>
+          </w:tcPr>
+          <w:p>
+            <w:r/>
+            <w:r>
+              <w:rPr>
+                <w:b w:val="0"/>
+                <w:sz w:val="17"/>
+              </w:rPr>
+              <w:t>Passed: intent → department → next action → source</w:t>
             </w:r>
           </w:p>
         </w:tc>
@@ -565,55 +1574,72 @@
     </w:tbl>
     <w:p>
       <w:pPr>
-        <w:pStyle w:val="Heading1"/>
+        <w:spacing w:after="40"/>
+      </w:pPr>
+    </w:p>
+    <w:p>
+      <w:pPr>
+        <w:spacing w:after="0"/>
+        <w:ind w:left="283"/>
       </w:pPr>
       <w:r>
-        <w:t>3. Product walkthrough</w:t>
+        <w:rPr>
+          <w:rFonts w:ascii="Consolas" w:hAnsi="Consolas"/>
+          <w:sz w:val="17"/>
+        </w:rPr>
+        <w:t>uv sync</w:t>
       </w:r>
     </w:p>
     <w:p>
+      <w:pPr>
+        <w:spacing w:after="0"/>
+        <w:ind w:left="283"/>
+      </w:pPr>
       <w:r>
-        <w:t>1. Open /ui/ and select Elective advisor.</w:t>
+        <w:rPr>
+          <w:rFonts w:ascii="Consolas" w:hAnsi="Consolas"/>
+          <w:sz w:val="17"/>
+        </w:rPr>
+        <w:t>uv run pytest -q</w:t>
       </w:r>
     </w:p>
     <w:p>
+      <w:pPr>
+        <w:spacing w:after="0"/>
+        <w:ind w:left="283"/>
+      </w:pPr>
       <w:r>
-        <w:t>2. Keep the default identity or enter a supported programme and semester.</w:t>
+        <w:rPr>
+          <w:rFonts w:ascii="Consolas" w:hAnsi="Consolas"/>
+          <w:sz w:val="17"/>
+        </w:rPr>
+        <w:t>uv run python -m nlp.pipeline.evaluate_week7</w:t>
       </w:r>
     </w:p>
     <w:p>
+      <w:pPr>
+        <w:spacing w:after="0"/>
+        <w:ind w:left="283"/>
+      </w:pPr>
       <w:r>
-        <w:t>3. Load Artificial intelligence sample syllabi.</w:t>
+        <w:rPr>
+          <w:rFonts w:ascii="Consolas" w:hAnsi="Consolas"/>
+          <w:sz w:val="17"/>
+        </w:rPr>
+        <w:t>python -m py_compile src/nlp/component/demo.py src/nlp/component/engine.py src/backend/api/v1.py</w:t>
       </w:r>
     </w:p>
     <w:p>
+      <w:pPr>
+        <w:spacing w:after="0"/>
+        <w:ind w:left="283"/>
+      </w:pPr>
       <w:r>
-        <w:t>4. Click Find my elective.</w:t>
-      </w:r>
-    </w:p>
-    <w:p>
-      <w:r>
-        <w:t>5. Review the recommendation, confidence, every course decision, rule type,</w:t>
-      </w:r>
-    </w:p>
-    <w:p>
-      <w:r>
-        <w:t xml:space="preserve">   source citation, overlap warning, and enrolment guidance.</w:t>
-      </w:r>
-    </w:p>
-    <w:p>
-      <w:r>
-        <w:t>6. Open Partner integration to demonstrate syllabus and student-record</w:t>
-      </w:r>
-    </w:p>
-    <w:p>
-      <w:r>
-        <w:t xml:space="preserve">   calls through the same contracts used by external components.</w:t>
-      </w:r>
-    </w:p>
-    <w:p>
-      <w:r>
-        <w:t>7. Open Ask the copilot to demonstrate the Week 6 administrative NLP flow.</w:t>
+        <w:rPr>
+          <w:rFonts w:ascii="Consolas" w:hAnsi="Consolas"/>
+          <w:sz w:val="17"/>
+        </w:rPr>
+        <w:t>uv run uvicorn backend.main:app --host 127.0.0.1 --port 8000</w:t>
       </w:r>
     </w:p>
     <w:p>
@@ -621,42 +1647,77 @@
         <w:pStyle w:val="Heading1"/>
       </w:pPr>
       <w:r>
-        <w:t>4. Final evaluation evidence</w:t>
+        <w:t>5. Demonstration and setup</w:t>
       </w:r>
     </w:p>
     <w:p>
+      <w:pPr>
+        <w:spacing w:after="100"/>
+      </w:pPr>
       <w:r>
-        <w:t>The Week 7 evaluation remains the final reproducible evaluation of the</w:t>
+        <w:t>The repository README begins with complete installation and launch instructions for uv and pip on Linux/macOS, Windows PowerShell and Windows Command Prompt. The recommended demonstration is:</w:t>
       </w:r>
     </w:p>
     <w:p>
+      <w:pPr>
+        <w:pStyle w:val="ListNumber"/>
+        <w:spacing w:after="40"/>
+      </w:pPr>
       <w:r>
-        <w:t>unchanged advisor implementation:</w:t>
+        <w:t>Run uv sync.</w:t>
       </w:r>
     </w:p>
     <w:p>
+      <w:pPr>
+        <w:pStyle w:val="ListNumber"/>
+        <w:spacing w:after="40"/>
+      </w:pPr>
       <w:r>
-        <w:t>The source of record is</w:t>
+        <w:t>Start uv run uvicorn backend.main:app --host 127.0.0.1 --port 8000.</w:t>
       </w:r>
     </w:p>
     <w:p>
+      <w:pPr>
+        <w:pStyle w:val="ListNumber"/>
+        <w:spacing w:after="40"/>
+      </w:pPr>
       <w:r>
-        <w:t>[reports/week7/results.json](../reports/week7/results.json), generated by</w:t>
+        <w:t>Open http://127.0.0.1:8000/ui/.</w:t>
       </w:r>
     </w:p>
     <w:p>
+      <w:pPr>
+        <w:pStyle w:val="ListNumber"/>
+        <w:spacing w:after="40"/>
+      </w:pPr>
       <w:r>
-        <w:t>python -m nlp.pipeline.evaluate_week7. Limitations and deployment</w:t>
+        <w:t>Ask: I lost my ID card. What should I do?</w:t>
       </w:r>
     </w:p>
     <w:p>
+      <w:pPr>
+        <w:pStyle w:val="ListNumber"/>
+        <w:spacing w:after="40"/>
+      </w:pPr>
       <w:r>
-        <w:t>commitments are documented in</w:t>
+        <w:t>Review the structured response and official source.</w:t>
       </w:r>
     </w:p>
     <w:p>
+      <w:pPr>
+        <w:pStyle w:val="ListNumber"/>
+        <w:spacing w:after="40"/>
+      </w:pPr>
       <w:r>
-        <w:t>[responsible_ai.md](responsible_ai.md).</w:t>
+        <w:t>Open the Elective advisor and Partner integration tabs to demonstrate the retained Week 7 work.</w:t>
+      </w:r>
+    </w:p>
+    <w:p>
+      <w:pPr>
+        <w:spacing w:after="100"/>
+      </w:pPr>
+      <w:r>
+        <w:t>The browser demo works from a fresh checkout when model files are absent because the HTTP API uses the explicit demo fallback. The full trained pipeline remains available after the model-training commands in docs/nlp_component.md.</w:t>
       </w:r>
     </w:p>
     <w:p>
@@ -664,52 +1725,60 @@
         <w:pStyle w:val="Heading1"/>
       </w:pPr>
       <w:r>
-        <w:t>5. Testing and release gate</w:t>
+        <w:t>6. Architecture and responsible AI</w:t>
       </w:r>
     </w:p>
     <w:p>
+      <w:pPr>
+        <w:spacing w:after="100"/>
+      </w:pPr>
       <w:r>
-        <w:t>Run from the repository root:</w:t>
+        <w:t>The component is stateless and exposes typed versioned contracts. Official facts, knowledge-base passages and programme structures are repository inputs. External syllabus and student-record services are optional explicit contracts. The architecture diagram is in docs/architecture.md and the presentation-ready summary is in docs/final_presentation.md.</w:t>
       </w:r>
     </w:p>
     <w:p>
+      <w:pPr>
+        <w:pStyle w:val="ListBullet"/>
+        <w:spacing w:after="40"/>
+      </w:pPr>
       <w:r>
-        <w:t>uv sync</w:t>
+        <w:t>Unknown programmes and unsupported questions are not confidently guessed.</w:t>
       </w:r>
     </w:p>
     <w:p>
+      <w:pPr>
+        <w:pStyle w:val="ListBullet"/>
+        <w:spacing w:after="40"/>
+      </w:pPr>
       <w:r>
-        <w:t>uv run pytest -q</w:t>
+        <w:t>Interests affect elective ranking only and never eligibility.</w:t>
       </w:r>
     </w:p>
     <w:p>
+      <w:pPr>
+        <w:pStyle w:val="ListBullet"/>
+        <w:spacing w:after="40"/>
+      </w:pPr>
       <w:r>
-        <w:t>uv run python -m nlp.pipeline.evaluate_week7</w:t>
+        <w:t>The system distinguishes published NMIMS rules from advisor policy.</w:t>
       </w:r>
     </w:p>
     <w:p>
+      <w:pPr>
+        <w:pStyle w:val="ListBullet"/>
+        <w:spacing w:after="40"/>
+      </w:pPr>
       <w:r>
-        <w:t>The test suite covers dataset checks, NLP components, API validation, file</w:t>
+        <w:t>The partner contract requests only programme, year, semester and completed courses.</w:t>
       </w:r>
     </w:p>
     <w:p>
+      <w:pPr>
+        <w:pStyle w:val="ListBullet"/>
+        <w:spacing w:after="40"/>
+      </w:pPr>
       <w:r>
-        <w:t>parsing, partner failure reporting, eligibility rules, explainability,</w:t>
-      </w:r>
-    </w:p>
-    <w:p>
-      <w:r>
-        <w:t>responsible-AI counterfactuals, and UI/API smoke checks. The application is</w:t>
-      </w:r>
-    </w:p>
-    <w:p>
-      <w:r>
-        <w:t>ready for the final demonstration when the full suite and the Week 7</w:t>
-      </w:r>
-    </w:p>
-    <w:p>
-      <w:r>
-        <w:t>evaluation exit successfully.</w:t>
+        <w:t>The system does not enrol students; coordinators and departments retain final control over capacity, timetable, backlog, approval and registration.</w:t>
       </w:r>
     </w:p>
     <w:p>
@@ -717,86 +1786,704 @@
         <w:pStyle w:val="Heading1"/>
       </w:pPr>
       <w:r>
-        <w:t>6. Known limitations and next steps</w:t>
+        <w:t>7. Documentation and submission package</w:t>
       </w:r>
     </w:p>
     <w:p>
       <w:pPr>
         <w:pStyle w:val="ListBullet"/>
+        <w:spacing w:after="40"/>
       </w:pPr>
       <w:r>
-        <w:t>The catalogue is for the MPSTME 2026 structures represented in the</w:t>
+        <w:rPr>
+          <w:b/>
+        </w:rPr>
+        <w:t xml:space="preserve">README.md: </w:t>
       </w:r>
-    </w:p>
-    <w:p>
       <w:r>
-        <w:t xml:space="preserve">  repository; it must be rebuilt and reviewed for a new academic year.</w:t>
+        <w:t>cross-platform installation, activation, launch and browser/API access.</w:t>
       </w:r>
     </w:p>
     <w:p>
       <w:pPr>
         <w:pStyle w:val="ListBullet"/>
+        <w:spacing w:after="40"/>
       </w:pPr>
       <w:r>
-        <w:t>Demo syllabi are illustrative and must be replaced with approved syllabi in</w:t>
+        <w:rPr>
+          <w:b/>
+        </w:rPr>
+        <w:t xml:space="preserve">docs/week8_final_report.md: </w:t>
       </w:r>
-    </w:p>
-    <w:p>
       <w:r>
-        <w:t xml:space="preserve">  production.</w:t>
+        <w:t>detailed final report in Markdown.</w:t>
       </w:r>
     </w:p>
     <w:p>
       <w:pPr>
         <w:pStyle w:val="ListBullet"/>
+        <w:spacing w:after="40"/>
       </w:pPr>
       <w:r>
-        <w:t>English identity text and the covered programmes are the supported scope.</w:t>
+        <w:rPr>
+          <w:b/>
+        </w:rPr>
+        <w:t xml:space="preserve">docs/final_presentation.md: </w:t>
       </w:r>
-    </w:p>
-    <w:p>
       <w:r>
-        <w:t xml:space="preserve">  Unknown programmes and missing academic information abstain or request</w:t>
-      </w:r>
-    </w:p>
-    <w:p>
-      <w:r>
-        <w:t xml:space="preserve">  review rather than being guessed.</w:t>
+        <w:t>presentation outline for the final demonstration.</w:t>
       </w:r>
     </w:p>
     <w:p>
       <w:pPr>
         <w:pStyle w:val="ListBullet"/>
-      </w:pPr>
-      <w:r>
-        <w:t>Final registration remains with the programme coordinator, including</w:t>
-      </w:r>
-    </w:p>
-    <w:p>
-      <w:r>
-        <w:t xml:space="preserve">  capacity, timetable, backlog, and new-course approval checks.</w:t>
-      </w:r>
-    </w:p>
-    <w:p>
-      <w:pPr>
-        <w:jc w:val="center"/>
+        <w:spacing w:after="40"/>
       </w:pPr>
       <w:r>
         <w:rPr>
           <w:b/>
         </w:rPr>
-        <w:br/>
-        <w:t>Group 10 · J054, J055, J056, J057, J059</w:t>
+        <w:t xml:space="preserve">docs/demo_script.md: </w:t>
+      </w:r>
+      <w:r>
+        <w:t>timed demonstration and recovery script.</w:t>
+      </w:r>
+    </w:p>
+    <w:p>
+      <w:pPr>
+        <w:pStyle w:val="ListBullet"/>
+        <w:spacing w:after="40"/>
+      </w:pPr>
+      <w:r>
+        <w:rPr>
+          <w:b/>
+        </w:rPr>
+        <w:t xml:space="preserve">docs/architecture.md: </w:t>
+      </w:r>
+      <w:r>
+        <w:t>final Mermaid architecture diagram and runtime boundaries.</w:t>
+      </w:r>
+    </w:p>
+    <w:p>
+      <w:pPr>
+        <w:pStyle w:val="ListBullet"/>
+        <w:spacing w:after="40"/>
+      </w:pPr>
+      <w:r>
+        <w:rPr>
+          <w:b/>
+        </w:rPr>
+        <w:t xml:space="preserve">docs/responsible_ai.md: </w:t>
+      </w:r>
+      <w:r>
+        <w:t>measured fairness, transparency, privacy and limitations analysis.</w:t>
+      </w:r>
+    </w:p>
+    <w:p>
+      <w:pPr>
+        <w:pStyle w:val="ListBullet"/>
+        <w:spacing w:after="40"/>
+      </w:pPr>
+      <w:r>
+        <w:rPr>
+          <w:b/>
+        </w:rPr>
+        <w:t xml:space="preserve">submissions/week8/Group10_Week8_code.zip: </w:t>
+      </w:r>
+      <w:r>
+        <w:t>source archive for submission.</w:t>
+      </w:r>
+    </w:p>
+    <w:p>
+      <w:pPr>
+        <w:pStyle w:val="Heading1"/>
+      </w:pPr>
+      <w:r>
+        <w:t>8. Limitations and next steps</w:t>
+      </w:r>
+    </w:p>
+    <w:p>
+      <w:pPr>
+        <w:pStyle w:val="ListBullet"/>
+        <w:spacing w:after="40"/>
+      </w:pPr>
+      <w:r>
+        <w:t>The production catalogue is limited to the MPSTME 2026 structures represented in the repository.</w:t>
+      </w:r>
+    </w:p>
+    <w:p>
+      <w:pPr>
+        <w:pStyle w:val="ListBullet"/>
+        <w:spacing w:after="40"/>
+      </w:pPr>
+      <w:r>
+        <w:t>Demo syllabi are illustrative and should be replaced with approved current syllabi for production.</w:t>
+      </w:r>
+    </w:p>
+    <w:p>
+      <w:pPr>
+        <w:pStyle w:val="ListBullet"/>
+        <w:spacing w:after="40"/>
+      </w:pPr>
+      <w:r>
+        <w:t>The trained model artefacts are gitignored and must be generated or supplied for learned-model deployment.</w:t>
+      </w:r>
+    </w:p>
+    <w:p>
+      <w:pPr>
+        <w:pStyle w:val="ListBullet"/>
+        <w:spacing w:after="40"/>
+      </w:pPr>
+      <w:r>
+        <w:t>A coordinator pilot with real student requests is recommended before institutional rollout.</w:t>
+      </w:r>
+    </w:p>
+    <w:p>
+      <w:pPr>
+        <w:pStyle w:val="Heading1"/>
+      </w:pPr>
+      <w:r>
+        <w:t>9. Code included in the submission</w:t>
+      </w:r>
+    </w:p>
+    <w:p>
+      <w:pPr>
+        <w:keepNext/>
+      </w:pPr>
+      <w:r>
+        <w:rPr>
+          <w:b/>
+          <w:sz w:val="18"/>
+        </w:rPr>
+        <w:t>Table 5. Week 8 code and documentation snapshot</w:t>
+      </w:r>
+    </w:p>
+    <w:tbl>
+      <w:tblPr>
+        <w:tblStyle w:val="TableGrid"/>
+        <w:tblW w:type="auto" w:w="0"/>
+        <w:jc w:val="center"/>
+        <w:tblLayout w:type="fixed"/>
+        <w:tblLook w:firstColumn="1" w:firstRow="1" w:lastColumn="0" w:lastRow="0" w:noHBand="0" w:noVBand="1" w:val="04A0"/>
+      </w:tblPr>
+      <w:tblGrid>
+        <w:gridCol w:w="3175"/>
+        <w:gridCol w:w="3175"/>
+        <w:gridCol w:w="3175"/>
+      </w:tblGrid>
+      <w:tr>
+        <w:tc>
+          <w:tcPr>
+            <w:tcW w:type="dxa" w:w="3118"/>
+            <w:shd w:val="clear" w:color="auto" w:fill="E7ECF3"/>
+          </w:tcPr>
+          <w:p>
+            <w:r/>
+            <w:r>
+              <w:rPr>
+                <w:b/>
+                <w:sz w:val="17"/>
+              </w:rPr>
+              <w:t>File / folder</w:t>
+            </w:r>
+          </w:p>
+        </w:tc>
+        <w:tc>
+          <w:tcPr>
+            <w:tcW w:type="dxa" w:w="5102"/>
+            <w:shd w:val="clear" w:color="auto" w:fill="E7ECF3"/>
+          </w:tcPr>
+          <w:p>
+            <w:r/>
+            <w:r>
+              <w:rPr>
+                <w:b/>
+                <w:sz w:val="17"/>
+              </w:rPr>
+              <w:t>Purpose</w:t>
+            </w:r>
+          </w:p>
+        </w:tc>
+        <w:tc>
+          <w:tcPr>
+            <w:tcW w:type="dxa" w:w="1134"/>
+            <w:shd w:val="clear" w:color="auto" w:fill="E7ECF3"/>
+          </w:tcPr>
+          <w:p>
+            <w:r/>
+            <w:r>
+              <w:rPr>
+                <w:b/>
+                <w:sz w:val="17"/>
+              </w:rPr>
+              <w:t>Lines</w:t>
+            </w:r>
+          </w:p>
+        </w:tc>
+      </w:tr>
+      <w:tr>
+        <w:tc>
+          <w:tcPr>
+            <w:tcW w:type="dxa" w:w="3118"/>
+          </w:tcPr>
+          <w:p>
+            <w:r/>
+            <w:r>
+              <w:rPr>
+                <w:b w:val="0"/>
+                <w:sz w:val="17"/>
+              </w:rPr>
+              <w:t>src/backend/static/</w:t>
+            </w:r>
+          </w:p>
+        </w:tc>
+        <w:tc>
+          <w:tcPr>
+            <w:tcW w:type="dxa" w:w="5102"/>
+          </w:tcPr>
+          <w:p>
+            <w:r/>
+            <w:r>
+              <w:rPr>
+                <w:b w:val="0"/>
+                <w:sz w:val="17"/>
+              </w:rPr>
+              <w:t>Primary HTML, CSS and JavaScript web application</w:t>
+            </w:r>
+          </w:p>
+        </w:tc>
+        <w:tc>
+          <w:tcPr>
+            <w:tcW w:type="dxa" w:w="1134"/>
+          </w:tcPr>
+          <w:p>
+            <w:r/>
+            <w:r>
+              <w:rPr>
+                <w:b w:val="0"/>
+                <w:sz w:val="17"/>
+              </w:rPr>
+              <w:t>621</w:t>
+            </w:r>
+          </w:p>
+        </w:tc>
+      </w:tr>
+      <w:tr>
+        <w:tc>
+          <w:tcPr>
+            <w:tcW w:type="dxa" w:w="3118"/>
+          </w:tcPr>
+          <w:p>
+            <w:r/>
+            <w:r>
+              <w:rPr>
+                <w:b w:val="0"/>
+                <w:sz w:val="17"/>
+              </w:rPr>
+              <w:t>src/backend/api/v1.py</w:t>
+            </w:r>
+          </w:p>
+        </w:tc>
+        <w:tc>
+          <w:tcPr>
+            <w:tcW w:type="dxa" w:w="5102"/>
+          </w:tcPr>
+          <w:p>
+            <w:r/>
+            <w:r>
+              <w:rPr>
+                <w:b w:val="0"/>
+                <w:sz w:val="17"/>
+              </w:rPr>
+              <w:t>Versioned administrative NLP API and demo fallback selection</w:t>
+            </w:r>
+          </w:p>
+        </w:tc>
+        <w:tc>
+          <w:tcPr>
+            <w:tcW w:type="dxa" w:w="1134"/>
+          </w:tcPr>
+          <w:p>
+            <w:r/>
+            <w:r>
+              <w:rPr>
+                <w:b w:val="0"/>
+                <w:sz w:val="17"/>
+              </w:rPr>
+              <w:t>68</w:t>
+            </w:r>
+          </w:p>
+        </w:tc>
+      </w:tr>
+      <w:tr>
+        <w:tc>
+          <w:tcPr>
+            <w:tcW w:type="dxa" w:w="3118"/>
+          </w:tcPr>
+          <w:p>
+            <w:r/>
+            <w:r>
+              <w:rPr>
+                <w:b w:val="0"/>
+                <w:sz w:val="17"/>
+              </w:rPr>
+              <w:t>src/nlp/component/</w:t>
+            </w:r>
+          </w:p>
+        </w:tc>
+        <w:tc>
+          <w:tcPr>
+            <w:tcW w:type="dxa" w:w="5102"/>
+          </w:tcPr>
+          <w:p>
+            <w:r/>
+            <w:r>
+              <w:rPr>
+                <w:b w:val="0"/>
+                <w:sz w:val="17"/>
+              </w:rPr>
+              <w:t>Typed reusable NLP component</w:t>
+            </w:r>
+          </w:p>
+        </w:tc>
+        <w:tc>
+          <w:tcPr>
+            <w:tcW w:type="dxa" w:w="1134"/>
+          </w:tcPr>
+          <w:p>
+            <w:r/>
+            <w:r>
+              <w:rPr>
+                <w:b w:val="0"/>
+                <w:sz w:val="17"/>
+              </w:rPr>
+              <w:t>630</w:t>
+            </w:r>
+          </w:p>
+        </w:tc>
+      </w:tr>
+      <w:tr>
+        <w:tc>
+          <w:tcPr>
+            <w:tcW w:type="dxa" w:w="3118"/>
+          </w:tcPr>
+          <w:p>
+            <w:r/>
+            <w:r>
+              <w:rPr>
+                <w:b w:val="0"/>
+                <w:sz w:val="17"/>
+              </w:rPr>
+              <w:t>src/nlp/component/demo.py</w:t>
+            </w:r>
+          </w:p>
+        </w:tc>
+        <w:tc>
+          <w:tcPr>
+            <w:tcW w:type="dxa" w:w="5102"/>
+          </w:tcPr>
+          <w:p>
+            <w:r/>
+            <w:r>
+              <w:rPr>
+                <w:b w:val="0"/>
+                <w:sz w:val="17"/>
+              </w:rPr>
+              <w:t>Fresh-checkout browser fallback</w:t>
+            </w:r>
+          </w:p>
+        </w:tc>
+        <w:tc>
+          <w:tcPr>
+            <w:tcW w:type="dxa" w:w="1134"/>
+          </w:tcPr>
+          <w:p>
+            <w:r/>
+            <w:r>
+              <w:rPr>
+                <w:b w:val="0"/>
+                <w:sz w:val="17"/>
+              </w:rPr>
+              <w:t>118</w:t>
+            </w:r>
+          </w:p>
+        </w:tc>
+      </w:tr>
+      <w:tr>
+        <w:tc>
+          <w:tcPr>
+            <w:tcW w:type="dxa" w:w="3118"/>
+          </w:tcPr>
+          <w:p>
+            <w:r/>
+            <w:r>
+              <w:rPr>
+                <w:b w:val="0"/>
+                <w:sz w:val="17"/>
+              </w:rPr>
+              <w:t>src/nlp/knowledge/</w:t>
+            </w:r>
+          </w:p>
+        </w:tc>
+        <w:tc>
+          <w:tcPr>
+            <w:tcW w:type="dxa" w:w="5102"/>
+          </w:tcPr>
+          <w:p>
+            <w:r/>
+            <w:r>
+              <w:rPr>
+                <w:b w:val="0"/>
+                <w:sz w:val="17"/>
+              </w:rPr>
+              <w:t>Verified service catalogue and knowledge base access</w:t>
+            </w:r>
+          </w:p>
+        </w:tc>
+        <w:tc>
+          <w:tcPr>
+            <w:tcW w:type="dxa" w:w="1134"/>
+          </w:tcPr>
+          <w:p>
+            <w:r/>
+            <w:r>
+              <w:rPr>
+                <w:b w:val="0"/>
+                <w:sz w:val="17"/>
+              </w:rPr>
+              <w:t>78</w:t>
+            </w:r>
+          </w:p>
+        </w:tc>
+      </w:tr>
+      <w:tr>
+        <w:tc>
+          <w:tcPr>
+            <w:tcW w:type="dxa" w:w="3118"/>
+          </w:tcPr>
+          <w:p>
+            <w:r/>
+            <w:r>
+              <w:rPr>
+                <w:b w:val="0"/>
+                <w:sz w:val="17"/>
+              </w:rPr>
+              <w:t>src/nlp/electives/</w:t>
+            </w:r>
+          </w:p>
+        </w:tc>
+        <w:tc>
+          <w:tcPr>
+            <w:tcW w:type="dxa" w:w="5102"/>
+          </w:tcPr>
+          <w:p>
+            <w:r/>
+            <w:r>
+              <w:rPr>
+                <w:b w:val="0"/>
+                <w:sz w:val="17"/>
+              </w:rPr>
+              <w:t>Elective advisor</w:t>
+            </w:r>
+          </w:p>
+        </w:tc>
+        <w:tc>
+          <w:tcPr>
+            <w:tcW w:type="dxa" w:w="1134"/>
+          </w:tcPr>
+          <w:p>
+            <w:r/>
+            <w:r>
+              <w:rPr>
+                <w:b w:val="0"/>
+                <w:sz w:val="17"/>
+              </w:rPr>
+              <w:t>1050</w:t>
+            </w:r>
+          </w:p>
+        </w:tc>
+      </w:tr>
+      <w:tr>
+        <w:tc>
+          <w:tcPr>
+            <w:tcW w:type="dxa" w:w="3118"/>
+          </w:tcPr>
+          <w:p>
+            <w:r/>
+            <w:r>
+              <w:rPr>
+                <w:b w:val="0"/>
+                <w:sz w:val="17"/>
+              </w:rPr>
+              <w:t>docs/</w:t>
+            </w:r>
+          </w:p>
+        </w:tc>
+        <w:tc>
+          <w:tcPr>
+            <w:tcW w:type="dxa" w:w="5102"/>
+          </w:tcPr>
+          <w:p>
+            <w:r/>
+            <w:r>
+              <w:rPr>
+                <w:b w:val="0"/>
+                <w:sz w:val="17"/>
+              </w:rPr>
+              <w:t>Final report, presentation, runbook, architecture and responsible AI</w:t>
+            </w:r>
+          </w:p>
+        </w:tc>
+        <w:tc>
+          <w:tcPr>
+            <w:tcW w:type="dxa" w:w="1134"/>
+          </w:tcPr>
+          <w:p>
+            <w:r/>
+            <w:r>
+              <w:rPr>
+                <w:b w:val="0"/>
+                <w:sz w:val="17"/>
+              </w:rPr>
+              <w:t>1027</w:t>
+            </w:r>
+          </w:p>
+        </w:tc>
+      </w:tr>
+      <w:tr>
+        <w:tc>
+          <w:tcPr>
+            <w:tcW w:type="dxa" w:w="3118"/>
+          </w:tcPr>
+          <w:p>
+            <w:r/>
+            <w:r>
+              <w:rPr>
+                <w:b w:val="0"/>
+                <w:sz w:val="17"/>
+              </w:rPr>
+              <w:t>tests/</w:t>
+            </w:r>
+          </w:p>
+        </w:tc>
+        <w:tc>
+          <w:tcPr>
+            <w:tcW w:type="dxa" w:w="5102"/>
+          </w:tcPr>
+          <w:p>
+            <w:r/>
+            <w:r>
+              <w:rPr>
+                <w:b w:val="0"/>
+                <w:sz w:val="17"/>
+              </w:rPr>
+              <w:t>Regression and fallback tests</w:t>
+            </w:r>
+          </w:p>
+        </w:tc>
+        <w:tc>
+          <w:tcPr>
+            <w:tcW w:type="dxa" w:w="1134"/>
+          </w:tcPr>
+          <w:p>
+            <w:r/>
+            <w:r>
+              <w:rPr>
+                <w:b w:val="0"/>
+                <w:sz w:val="17"/>
+              </w:rPr>
+              <w:t>633</w:t>
+            </w:r>
+          </w:p>
+        </w:tc>
+      </w:tr>
+    </w:tbl>
+    <w:p>
+      <w:pPr>
+        <w:spacing w:after="40"/>
+      </w:pPr>
+    </w:p>
+    <w:p>
+      <w:pPr>
+        <w:spacing w:after="0"/>
+        <w:ind w:left="283"/>
+      </w:pPr>
+      <w:r>
+        <w:rPr>
+          <w:rFonts w:ascii="Consolas" w:hAnsi="Consolas"/>
+          <w:sz w:val="17"/>
+        </w:rPr>
+        <w:t>uv sync</w:t>
+      </w:r>
+    </w:p>
+    <w:p>
+      <w:pPr>
+        <w:spacing w:after="0"/>
+        <w:ind w:left="283"/>
+      </w:pPr>
+      <w:r>
+        <w:rPr>
+          <w:rFonts w:ascii="Consolas" w:hAnsi="Consolas"/>
+          <w:sz w:val="17"/>
+        </w:rPr>
+        <w:t>uv run uvicorn backend.main:app --host 127.0.0.1 --port 8000</w:t>
+      </w:r>
+    </w:p>
+    <w:p>
+      <w:pPr>
+        <w:spacing w:after="0"/>
+        <w:ind w:left="283"/>
+      </w:pPr>
+      <w:r>
+        <w:rPr>
+          <w:rFonts w:ascii="Consolas" w:hAnsi="Consolas"/>
+          <w:sz w:val="17"/>
+        </w:rPr>
+        <w:t># open http://127.0.0.1:8000/ui/</w:t>
+      </w:r>
+    </w:p>
+    <w:p>
+      <w:pPr>
+        <w:spacing w:after="0"/>
+        <w:ind w:left="283"/>
+      </w:pPr>
+      <w:r>
+        <w:rPr>
+          <w:rFonts w:ascii="Consolas" w:hAnsi="Consolas"/>
+          <w:sz w:val="17"/>
+        </w:rPr>
+        <w:t>uv run pytest -q</w:t>
       </w:r>
     </w:p>
     <w:sectPr>
-      <w:pgSz w:w="12240" w:h="15840"/>
-      <w:pgMar w:top="1008" w:right="1152" w:bottom="1008" w:left="1152" w:header="720" w:footer="720" w:gutter="0"/>
+      <w:footerReference w:type="default" r:id="rId9"/>
+      <w:pgSz w:w="11906" w:h="16838"/>
+      <w:pgMar w:top="1077" w:right="1191" w:bottom="1077" w:left="1191" w:header="720" w:footer="720" w:gutter="0"/>
       <w:cols w:space="720"/>
       <w:docGrid w:linePitch="360"/>
     </w:sectPr>
   </w:body>
 </w:document>
+</file>
+
+<file path=word/footer1.xml><?xml version="1.0" encoding="utf-8"?>
+<w:ftr xmlns:m="http://schemas.openxmlformats.org/officeDocument/2006/math" xmlns:mc="http://schemas.openxmlformats.org/markup-compatibility/2006" xmlns:mo="http://schemas.microsoft.com/office/mac/office/2008/main" xmlns:mv="urn:schemas-microsoft-com:mac:vml" xmlns:o="urn:schemas-microsoft-com:office:office" xmlns:r="http://schemas.openxmlformats.org/officeDocument/2006/relationships" xmlns:v="urn:schemas-microsoft-com:vml" xmlns:w10="urn:schemas-microsoft-com:office:word" xmlns:w14="http://schemas.microsoft.com/office/word/2010/wordml" xmlns:w="http://schemas.openxmlformats.org/wordprocessingml/2006/main" xmlns:wne="http://schemas.microsoft.com/office/word/2006/wordml" xmlns:wp14="http://schemas.microsoft.com/office/word/2010/wordprocessingDrawing" xmlns:wp="http://schemas.openxmlformats.org/drawingml/2006/wordprocessingDrawing" xmlns:wpc="http://schemas.microsoft.com/office/word/2010/wordprocessingCanvas" xmlns:wpg="http://schemas.microsoft.com/office/word/2010/wordprocessingGroup" xmlns:wpi="http://schemas.microsoft.com/office/word/2010/wordprocessingInk" xmlns:wps="http://schemas.microsoft.com/office/word/2010/wordprocessingShape" mc:Ignorable="w14 wp14">
+  <w:p>
+    <w:pPr>
+      <w:pStyle w:val="Footer"/>
+      <w:jc w:val="center"/>
+    </w:pPr>
+    <w:r>
+      <w:fldChar w:fldCharType="begin"/>
+    </w:r>
+    <w:r>
+      <w:instrText xml:space="preserve">PAGE</w:instrText>
+    </w:r>
+    <w:r>
+      <w:fldChar w:fldCharType="end"/>
+    </w:r>
+  </w:p>
+</w:ftr>
 </file>
 
 <file path=word/numbering.xml><?xml version="1.0" encoding="utf-8"?>
@@ -1163,8 +2850,8 @@
     <w:qFormat/>
     <w:rsid w:val="00FC693F"/>
     <w:rPr>
-      <w:rFonts w:ascii="Aptos" w:hAnsi="Aptos"/>
-      <w:sz w:val="20"/>
+      <w:rFonts w:ascii="Calibri" w:hAnsi="Calibri" w:eastAsia="Calibri"/>
+      <w:sz w:val="21"/>
     </w:rPr>
   </w:style>
   <w:style w:type="paragraph" w:styleId="Header">
@@ -1226,11 +2913,11 @@
       <w:outlineLvl w:val="0"/>
     </w:pPr>
     <w:rPr>
-      <w:rFonts w:asciiTheme="majorHAnsi" w:eastAsiaTheme="majorEastAsia" w:hAnsiTheme="majorHAnsi" w:cstheme="majorBidi" w:ascii="Aptos" w:hAnsi="Aptos"/>
+      <w:rFonts w:asciiTheme="majorHAnsi" w:eastAsiaTheme="majorEastAsia" w:hAnsiTheme="majorHAnsi" w:cstheme="majorBidi" w:ascii="Calibri" w:hAnsi="Calibri"/>
       <w:b/>
       <w:bCs/>
-      <w:color w:val="8B1D2C"/>
-      <w:sz w:val="32"/>
+      <w:color w:val="1F2A44"/>
+      <w:sz w:val="28"/>
       <w:szCs w:val="28"/>
     </w:rPr>
   </w:style>
@@ -1250,10 +2937,10 @@
       <w:outlineLvl w:val="1"/>
     </w:pPr>
     <w:rPr>
-      <w:rFonts w:asciiTheme="majorHAnsi" w:eastAsiaTheme="majorEastAsia" w:hAnsiTheme="majorHAnsi" w:cstheme="majorBidi" w:ascii="Aptos" w:hAnsi="Aptos"/>
+      <w:rFonts w:asciiTheme="majorHAnsi" w:eastAsiaTheme="majorEastAsia" w:hAnsiTheme="majorHAnsi" w:cstheme="majorBidi" w:ascii="Calibri" w:hAnsi="Calibri"/>
       <w:b/>
       <w:bCs/>
-      <w:color w:val="333333"/>
+      <w:color w:val="1F2A44"/>
       <w:sz w:val="24"/>
       <w:szCs w:val="26"/>
     </w:rPr>
@@ -1515,11 +3202,11 @@
       <w:contextualSpacing/>
     </w:pPr>
     <w:rPr>
-      <w:rFonts w:asciiTheme="majorHAnsi" w:eastAsiaTheme="majorEastAsia" w:hAnsiTheme="majorHAnsi" w:cstheme="majorBidi" w:ascii="Aptos" w:hAnsi="Aptos"/>
-      <w:color w:val="8B1D2C"/>
+      <w:rFonts w:asciiTheme="majorHAnsi" w:eastAsiaTheme="majorEastAsia" w:hAnsiTheme="majorHAnsi" w:cstheme="majorBidi"/>
+      <w:color w:val="17365D" w:themeColor="text2" w:themeShade="BF"/>
       <w:spacing w:val="5"/>
       <w:kern w:val="28"/>
-      <w:sz w:val="48"/>
+      <w:sz w:val="52"/>
       <w:szCs w:val="52"/>
     </w:rPr>
   </w:style>
